--- a/History/chapters/26 - The Soviet Union, Ideals and Iron.docx
+++ b/History/chapters/26 - The Soviet Union, Ideals and Iron.docx
@@ -82,7 +82,7 @@
         <w:spacing w:after="200"/>
       </w:pPr>
       <w:r>
-        <w:t xml:space="preserve">Dolphin historians insist on stating plainly what a shorter accounting would flatten out: the Soviet Union also paid the highest cost, by a wide margin, of any Allied power in defeating Nazi Germany, with estimates of Soviet dead in the Second World War running to roughly 27 million, military and civilian combined, a scale that shaped the postwar Soviet state's own self-image for the rest of its existence.</w:t>
+        <w:t xml:space="preserve">Dolphin historians insist on stating plainly what a shorter accounting would flatten out: the Soviet Union also paid the highest cost, by a wide margin, of any Allied power in defeating Nazi Germany, with estimates of Soviet dead in the Second World War running from around 20 million to as high as 27 million, military and civilian combined, a scale that shaped the postwar Soviet state's own self-image for the rest of its existence.</w:t>
       </w:r>
     </w:p>
     <w:p>

--- a/History/chapters/26 - The Soviet Union, Ideals and Iron.docx
+++ b/History/chapters/26 - The Soviet Union, Ideals and Iron.docx
@@ -146,7 +146,7 @@
           <w:i/>
           <w:iCs/>
         </w:rPr>
-        <w:t xml:space="preserve">Six case studies in this part of the book now, six different repair times, one identical warning label on the front of the box. The Soviet Union's ideals and its iron never fully separated the way they did in postwar Germany, Japan, and Italy — the correction here took until 1991, arrived from within instead of from defeat, and even then left plenty unresolved for the chapters that follow.</w:t>
+        <w:t xml:space="preserve">Five case studies in this part of the book now, five different repair times, one identical warning label on the front of the box. The Soviet Union's ideals and its iron never fully separated the way they did in postwar Germany, Japan, and Italy — the correction here took until 1991, arrived from within instead of from defeat, and even then left plenty unresolved for the chapters that follow.</w:t>
       </w:r>
     </w:p>
     <w:sectPr>
